--- a/docs/TSP-Proposal-Memory-Setup.docx
+++ b/docs/TSP-Proposal-Memory-Setup.docx
@@ -2224,7 +2224,7 @@
                 <w:sz w:val="20"/>
                 <w:szCs w:val="20"/>
               </w:rPr>
-              <w:t xml:space="preserve">If you cannot get approval, stop here and talk to Chris. There are alternatives, but they involve sending document text to a cloud service, which is a different conversation about client confidentiality.</w:t>
+              <w:t xml:space="preserve">If you cannot get approval, stop here and raise it with whoever shared this guide with you. There are alternatives, but they involve sending document text to a cloud service, which is a different conversation about client confidentiality.</w:t>
             </w:r>
           </w:p>
         </w:tc>
@@ -2289,64 +2289,55 @@
           <w:sz w:val="21"/>
           <w:szCs w:val="21"/>
         </w:rPr>
-        <w:t xml:space="preserve"> — typically a mapped drive or a path under your user folder. Chris's is:</w:t>
-      </w:r>
-    </w:p>
-    <w:p>
-      <w:pPr>
-        <w:shd w:fill="F4F4F4" w:val="clear"/>
-        <w:spacing w:after="140" w:before="100" w:line="240"/>
-        <w:ind w:left="200" w:right="200"/>
-      </w:pPr>
-      <w:r>
-        <w:rPr>
-          <w:rFonts w:ascii="Consolas" w:cs="Consolas" w:eastAsia="Consolas" w:hAnsi="Consolas"/>
-          <w:color w:val="202020"/>
-          <w:sz w:val="18"/>
-          <w:szCs w:val="18"/>
-        </w:rPr>
-        <w:t xml:space="preserve">D:\The Silicon Partners Inc\TSP SAP Delivery - Documents\TSP Delivery\02- Sales Activities and Collateral</w:t>
-      </w:r>
-    </w:p>
-    <w:p>
-      <w:pPr>
-        <w:spacing w:after="120" w:line="276"/>
-      </w:pPr>
-      <w:r>
-        <w:rPr>
-          <w:rFonts w:ascii="Calibri" w:cs="Calibri" w:eastAsia="Calibri" w:hAnsi="Calibri"/>
-          <w:b/>
-          <w:bCs/>
-          <w:color w:val="1A1A1A"/>
-          <w:sz w:val="21"/>
-          <w:szCs w:val="21"/>
-        </w:rPr>
-        <w:t xml:space="preserve">macOS</w:t>
-      </w:r>
-      <w:r>
-        <w:rPr>
-          <w:rFonts w:ascii="Calibri" w:cs="Calibri" w:eastAsia="Calibri" w:hAnsi="Calibri"/>
-          <w:color w:val="1A1A1A"/>
-          <w:sz w:val="21"/>
-          <w:szCs w:val="21"/>
-        </w:rPr>
-        <w:t xml:space="preserve"> — synced SharePoint libraries live under CloudStorage. List yours with:</w:t>
-      </w:r>
-    </w:p>
-    <w:p>
-      <w:pPr>
-        <w:shd w:fill="F4F4F4" w:val="clear"/>
-        <w:spacing w:after="140" w:before="100" w:line="240"/>
-        <w:ind w:left="200" w:right="200"/>
-      </w:pPr>
-      <w:r>
-        <w:rPr>
-          <w:rFonts w:ascii="Consolas" w:cs="Consolas" w:eastAsia="Consolas" w:hAnsi="Consolas"/>
-          <w:color w:val="202020"/>
-          <w:sz w:val="18"/>
-          <w:szCs w:val="18"/>
-        </w:rPr>
-        <w:t xml:space="preserve">ls ~/Library/CloudStorage/</w:t>
+        <w:t xml:space="preserve"> — the library appears either as a mapped drive letter or under your user folder. The shape is:</w:t>
+      </w:r>
+    </w:p>
+    <w:p>
+      <w:pPr>
+        <w:shd w:fill="F4F4F4" w:val="clear"/>
+        <w:spacing w:after="0" w:before="100" w:line="240"/>
+        <w:ind w:left="200" w:right="200"/>
+      </w:pPr>
+      <w:r>
+        <w:rPr>
+          <w:rFonts w:ascii="Consolas" w:cs="Consolas" w:eastAsia="Consolas" w:hAnsi="Consolas"/>
+          <w:color w:val="202020"/>
+          <w:sz w:val="18"/>
+          <w:szCs w:val="18"/>
+        </w:rPr>
+        <w:t xml:space="preserve">&lt;drive&gt;:\The Silicon Partners Inc\&lt;library name&gt;\TSP Delivery\02- Sales Activities and Collateral</w:t>
+      </w:r>
+    </w:p>
+    <w:p>
+      <w:pPr>
+        <w:shd w:fill="F4F4F4" w:val="clear"/>
+        <w:spacing w:after="0" w:before="0" w:line="240"/>
+        <w:ind w:left="200" w:right="200"/>
+      </w:pPr>
+      <w:r>
+        <w:rPr>
+          <w:rFonts w:ascii="Consolas" w:cs="Consolas" w:eastAsia="Consolas" w:hAnsi="Consolas"/>
+          <w:color w:val="202020"/>
+          <w:sz w:val="18"/>
+          <w:szCs w:val="18"/>
+        </w:rPr>
+        <w:t xml:space="preserve"> </w:t>
+      </w:r>
+    </w:p>
+    <w:p>
+      <w:pPr>
+        <w:shd w:fill="F4F4F4" w:val="clear"/>
+        <w:spacing w:after="140" w:before="0" w:line="240"/>
+        <w:ind w:left="200" w:right="200"/>
+      </w:pPr>
+      <w:r>
+        <w:rPr>
+          <w:rFonts w:ascii="Consolas" w:cs="Consolas" w:eastAsia="Consolas" w:hAnsi="Consolas"/>
+          <w:color w:val="202020"/>
+          <w:sz w:val="18"/>
+          <w:szCs w:val="18"/>
+        </w:rPr>
+        <w:t xml:space="preserve">e.g.  D:\The Silicon Partners Inc\TSP SAP Delivery - Documents\TSP Delivery\02- Sales Activities and Collateral</w:t>
       </w:r>
     </w:p>
     <w:p>
@@ -2364,7 +2355,206 @@
           <w:sz w:val="21"/>
           <w:szCs w:val="21"/>
         </w:rPr>
+        <w:t xml:space="preserve">To get your exact path without typing it: open the folder in File Explorer, click once in the address bar, and copy what appears.</w:t>
+      </w:r>
+    </w:p>
+    <w:p>
+      <w:pPr>
+        <w:spacing w:after="120" w:line="276"/>
+      </w:pPr>
+      <w:r>
+        <w:rPr>
+          <w:rFonts w:ascii="Calibri" w:cs="Calibri" w:eastAsia="Calibri" w:hAnsi="Calibri"/>
+          <w:b/>
+          <w:bCs/>
+          <w:color w:val="1A1A1A"/>
+          <w:sz w:val="21"/>
+          <w:szCs w:val="21"/>
+        </w:rPr>
+        <w:t xml:space="preserve">macOS</w:t>
+      </w:r>
+      <w:r>
+        <w:rPr>
+          <w:rFonts w:ascii="Calibri" w:cs="Calibri" w:eastAsia="Calibri" w:hAnsi="Calibri"/>
+          <w:color w:val="1A1A1A"/>
+          <w:sz w:val="21"/>
+          <w:szCs w:val="21"/>
+        </w:rPr>
+        <w:t xml:space="preserve"> — with Office 365 for Mac, OneDrive syncs SharePoint libraries under CloudStorage rather than into your home folder. List what you have:</w:t>
+      </w:r>
+    </w:p>
+    <w:p>
+      <w:pPr>
+        <w:shd w:fill="F4F4F4" w:val="clear"/>
+        <w:spacing w:after="140" w:before="100" w:line="240"/>
+        <w:ind w:left="200" w:right="200"/>
+      </w:pPr>
+      <w:r>
+        <w:rPr>
+          <w:rFonts w:ascii="Consolas" w:cs="Consolas" w:eastAsia="Consolas" w:hAnsi="Consolas"/>
+          <w:color w:val="202020"/>
+          <w:sz w:val="18"/>
+          <w:szCs w:val="18"/>
+        </w:rPr>
+        <w:t xml:space="preserve">ls ~/Library/CloudStorage/</w:t>
+      </w:r>
+    </w:p>
+    <w:p>
+      <w:pPr>
+        <w:spacing w:after="120" w:line="276"/>
+      </w:pPr>
+      <w:r>
+        <w:rPr>
+          <w:rFonts w:ascii="Calibri" w:cs="Calibri" w:eastAsia="Calibri" w:hAnsi="Calibri"/>
+          <w:b w:val="false"/>
+          <w:bCs w:val="false"/>
+          <w:i w:val="false"/>
+          <w:iCs w:val="false"/>
+          <w:color w:val="1A1A1A"/>
+          <w:sz w:val="21"/>
+          <w:szCs w:val="21"/>
+        </w:rPr>
+        <w:t xml:space="preserve">You are looking for an entry beginning OneDrive-SharedLibraries, which is how a SharePoint document library appears. Your path will look like:</w:t>
+      </w:r>
+    </w:p>
+    <w:p>
+      <w:pPr>
+        <w:shd w:fill="F4F4F4" w:val="clear"/>
+        <w:spacing w:after="140" w:before="100" w:line="240"/>
+        <w:ind w:left="200" w:right="200"/>
+      </w:pPr>
+      <w:r>
+        <w:rPr>
+          <w:rFonts w:ascii="Consolas" w:cs="Consolas" w:eastAsia="Consolas" w:hAnsi="Consolas"/>
+          <w:color w:val="202020"/>
+          <w:sz w:val="18"/>
+          <w:szCs w:val="18"/>
+        </w:rPr>
+        <w:t xml:space="preserve">~/Library/CloudStorage/OneDrive-SharedLibraries-TheSiliconPartnersInc/&lt;library name&gt;/TSP Delivery/02- Sales Activities and Collateral</w:t>
+      </w:r>
+    </w:p>
+    <w:p>
+      <w:pPr>
+        <w:spacing w:after="120" w:line="276"/>
+      </w:pPr>
+      <w:r>
+        <w:rPr>
+          <w:rFonts w:ascii="Calibri" w:cs="Calibri" w:eastAsia="Calibri" w:hAnsi="Calibri"/>
+          <w:b w:val="false"/>
+          <w:bCs w:val="false"/>
+          <w:i w:val="false"/>
+          <w:iCs w:val="false"/>
+          <w:color w:val="1A1A1A"/>
+          <w:sz w:val="21"/>
+          <w:szCs w:val="21"/>
+        </w:rPr>
+        <w:t xml:space="preserve">A plain OneDrive- entry without SharedLibraries is your personal OneDrive, not the shared library — that is the wrong one. To copy the exact path, right-click the folder in Finder and hold Option: "Copy as Pathname" appears in place of "Copy".</w:t>
+      </w:r>
+    </w:p>
+    <w:p>
+      <w:pPr>
+        <w:spacing w:after="120" w:line="276"/>
+      </w:pPr>
+      <w:r>
+        <w:rPr>
+          <w:rFonts w:ascii="Calibri" w:cs="Calibri" w:eastAsia="Calibri" w:hAnsi="Calibri"/>
+          <w:b w:val="false"/>
+          <w:bCs w:val="false"/>
+          <w:i w:val="false"/>
+          <w:iCs w:val="false"/>
+          <w:color w:val="1A1A1A"/>
+          <w:sz w:val="21"/>
+          <w:szCs w:val="21"/>
+        </w:rPr>
         <w:t xml:space="preserve">Write your path down. You will need it twice.</w:t>
+      </w:r>
+    </w:p>
+    <w:tbl>
+      <w:tblPr>
+        <w:tblW w:type="dxa" w:w="9360"/>
+        <w:tblBorders>
+          <w:top w:val="single" w:color="auto" w:sz="4"/>
+          <w:left w:val="single" w:color="auto" w:sz="4"/>
+          <w:bottom w:val="single" w:color="auto" w:sz="4"/>
+          <w:right w:val="single" w:color="auto" w:sz="4"/>
+          <w:insideH w:val="single" w:color="auto" w:sz="4"/>
+          <w:insideV w:val="single" w:color="auto" w:sz="4"/>
+        </w:tblBorders>
+      </w:tblPr>
+      <w:tblGrid>
+        <w:gridCol w:w="9360"/>
+      </w:tblGrid>
+      <w:tr>
+        <w:tc>
+          <w:tcPr>
+            <w:tcW w:type="dxa" w:w="9360"/>
+            <w:tcBorders>
+              <w:top w:val="single" w:color="D8D8D8" w:sz="2"/>
+              <w:left w:val="single" w:color="1F4E79" w:sz="12"/>
+              <w:bottom w:val="single" w:color="D8D8D8" w:sz="2"/>
+              <w:right w:val="single" w:color="D8D8D8" w:sz="2"/>
+            </w:tcBorders>
+            <w:shd w:fill="EAF1F8" w:val="clear"/>
+            <w:tcMar>
+              <w:top w:type="dxa" w:w="160"/>
+              <w:left w:type="dxa" w:w="200"/>
+              <w:bottom w:type="dxa" w:w="160"/>
+              <w:right w:type="dxa" w:w="200"/>
+            </w:tcMar>
+          </w:tcPr>
+          <w:p>
+            <w:pPr>
+              <w:spacing w:after="60"/>
+            </w:pPr>
+            <w:r>
+              <w:rPr>
+                <w:rFonts w:ascii="Calibri" w:cs="Calibri" w:eastAsia="Calibri" w:hAnsi="Calibri"/>
+                <w:b/>
+                <w:bCs/>
+                <w:color w:val="1A1A1A"/>
+                <w:sz w:val="21"/>
+                <w:szCs w:val="21"/>
+              </w:rPr>
+              <w:t xml:space="preserve">Office 365 for Mac</w:t>
+            </w:r>
+          </w:p>
+          <w:p>
+            <w:pPr>
+              <w:spacing w:after="80" w:line="276"/>
+            </w:pPr>
+            <w:r>
+              <w:rPr>
+                <w:rFonts w:ascii="Calibri" w:cs="Calibri" w:eastAsia="Calibri" w:hAnsi="Calibri"/>
+                <w:color w:val="1A1A1A"/>
+                <w:sz w:val="20"/>
+                <w:szCs w:val="20"/>
+              </w:rPr>
+              <w:t xml:space="preserve">The CloudStorage folder only exists while the OneDrive app is installed, signed in and running. If ls shows nothing, open OneDrive from Applications, sign in with your TSP account, and add the TSP Delivery library via "Add shortcut to OneDrive" in SharePoint on the web.</w:t>
+            </w:r>
+          </w:p>
+          <w:p>
+            <w:pPr>
+              <w:spacing w:after="0" w:line="276"/>
+            </w:pPr>
+            <w:r>
+              <w:rPr>
+                <w:rFonts w:ascii="Calibri" w:cs="Calibri" w:eastAsia="Calibri" w:hAnsi="Calibri"/>
+                <w:color w:val="1A1A1A"/>
+                <w:sz w:val="20"/>
+                <w:szCs w:val="20"/>
+              </w:rPr>
+              <w:t xml:space="preserve">macOS also treats CloudStorage as a special location. If a command cannot read the folder, grant Full Disk Access to Terminal under System Settings &gt; Privacy &amp; Security.</w:t>
+            </w:r>
+          </w:p>
+        </w:tc>
+      </w:tr>
+    </w:tbl>
+    <w:p>
+      <w:pPr>
+        <w:spacing w:after="100"/>
+      </w:pPr>
+      <w:r>
+        <w:t xml:space="preserve"/>
       </w:r>
     </w:p>
     <w:tbl>
@@ -3521,7 +3711,7 @@
                 <w:sz w:val="21"/>
                 <w:szCs w:val="21"/>
               </w:rPr>
-              <w:t xml:space="preserve">Use your own key, not Chris's</w:t>
+              <w:t xml:space="preserve">Generate your own key</w:t>
             </w:r>
           </w:p>
           <w:p>
@@ -3535,7 +3725,7 @@
                 <w:sz w:val="20"/>
                 <w:szCs w:val="20"/>
               </w:rPr>
-              <w:t xml:space="preserve">This key only protects your own local brain. Invent a fresh one — there is no benefit to sharing, and a key that circulates between colleagues is a key nobody can change.</w:t>
+              <w:t xml:space="preserve">This key only protects your own local brain. Generate a fresh one — there is no benefit to reusing a colleague's, and a key that circulates is a key nobody can change.</w:t>
             </w:r>
           </w:p>
           <w:p>
@@ -7360,7 +7550,25 @@
           <w:sz w:val="21"/>
           <w:szCs w:val="21"/>
         </w:rPr>
-        <w:t xml:space="preserve">If you are stuck, the single most useful thing to send is the exact command you ran and the complete output, including the error. Most problems in this setup turn out to be one of: a path with spaces, a mismatched key, or a file that was never really synced.</w:t>
+        <w:t xml:space="preserve">Raise it with whoever shared this guide with you. The single most useful thing to send is the exact command you ran and the complete output, including the error message in full.</w:t>
+      </w:r>
+    </w:p>
+    <w:p>
+      <w:pPr>
+        <w:spacing w:after="120" w:line="276"/>
+      </w:pPr>
+      <w:r>
+        <w:rPr>
+          <w:rFonts w:ascii="Calibri" w:cs="Calibri" w:eastAsia="Calibri" w:hAnsi="Calibri"/>
+          <w:b w:val="false"/>
+          <w:bCs w:val="false"/>
+          <w:i w:val="false"/>
+          <w:iCs w:val="false"/>
+          <w:color w:val="1A1A1A"/>
+          <w:sz w:val="21"/>
+          <w:szCs w:val="21"/>
+        </w:rPr>
+        <w:t xml:space="preserve">Most problems in this setup turn out to be one of three things: a path with spaces that needed quoting, a MEMORY_API_KEY that does not match between the two .env files, or SharePoint files that were never really downloaded to the machine.</w:t>
       </w:r>
     </w:p>
     <w:p>
